--- a/task_6/report/Software_ML_Taskphase_Report.docx
+++ b/task_6/report/Software_ML_Taskphase_Report.docx
@@ -18,9 +18,8 @@
           <w:sz w:val="36"/>
           <w:szCs w:val="36"/>
         </w:rPr>
-        <w:t xml:space="preserve">Software/ML Domain </w:t>
-      </w:r>
-      <w:proofErr w:type="spellStart"/>
+        <w:t>Software/ML Domain Task</w:t>
+      </w:r>
       <w:r>
         <w:rPr>
           <w:b/>
@@ -28,9 +27,8 @@
           <w:sz w:val="36"/>
           <w:szCs w:val="36"/>
         </w:rPr>
-        <w:t>Taskphase</w:t>
-      </w:r>
-      <w:proofErr w:type="spellEnd"/>
+        <w:t>-6</w:t>
+      </w:r>
     </w:p>
     <w:p/>
     <w:p/>
